--- a/BarangayVillaMTejeroSystem/Templates/BarangayClearance.docx
+++ b/BarangayVillaMTejeroSystem/Templates/BarangayClearance.docx
@@ -643,7 +643,7 @@
                 <w:sz w:val="18"/>
                 <w:szCs w:val="18"/>
               </w:rPr>
-              <w:t xml:space="preserve">.    [CONTROLNO]</w:t>
+              <w:t xml:space="preserve">.    [CTCNO]</w:t>
             </w:r>
           </w:p>
           <w:p>
